--- a/Assignments/Testing_Document.docx
+++ b/Assignments/Testing_Document.docx
@@ -528,7 +528,7 @@
             </w:r>
             <w:proofErr w:type="spellEnd"/>
             <w:r>
-              <w:t xml:space="preserve"> does not start, the program will show a visual warning to the user and then will compute using the single threaded implementation</w:t>
+              <w:t xml:space="preserve"> does not start, the program will show a visual warning to the user </w:t>
             </w:r>
           </w:p>
         </w:tc>
@@ -1219,10 +1219,7 @@
               <w:jc w:val="center"/>
             </w:pPr>
             <w:r>
-              <w:t>P</w:t>
-            </w:r>
-            <w:r>
-              <w:t>2</w:t>
+              <w:t>P2</w:t>
             </w:r>
             <w:r>
               <w:t>.1</w:t>
@@ -1257,10 +1254,7 @@
               <w:jc w:val="center"/>
             </w:pPr>
             <w:r>
-              <w:t>P</w:t>
-            </w:r>
-            <w:r>
-              <w:t>2</w:t>
+              <w:t>P2</w:t>
             </w:r>
             <w:r>
               <w:t>.2</w:t>
@@ -1273,31 +1267,22 @@
           </w:tcPr>
           <w:p>
             <w:r>
-              <w:t xml:space="preserve">This test will </w:t>
-            </w:r>
-            <w:r>
-              <w:t>measure performance when a given simulation is computationally expensive.</w:t>
-            </w:r>
-          </w:p>
-        </w:tc>
-      </w:tr>
-      <w:tr>
-        <w:tc>
-          <w:tcPr>
-            <w:tcW w:w="1435" w:type="dxa"/>
-          </w:tcPr>
-          <w:p>
-            <w:pPr>
-              <w:jc w:val="center"/>
-            </w:pPr>
-            <w:r>
-              <w:t>P</w:t>
-            </w:r>
-            <w:r>
-              <w:t>2</w:t>
-            </w:r>
-            <w:r>
-              <w:t>.3</w:t>
+              <w:t>This test will measure performance when a given simulation is computationally expensive.</w:t>
+            </w:r>
+          </w:p>
+        </w:tc>
+      </w:tr>
+      <w:tr>
+        <w:tc>
+          <w:tcPr>
+            <w:tcW w:w="1435" w:type="dxa"/>
+          </w:tcPr>
+          <w:p>
+            <w:pPr>
+              <w:jc w:val="center"/>
+            </w:pPr>
+            <w:r>
+              <w:t>P2.3</w:t>
             </w:r>
           </w:p>
         </w:tc>
@@ -1322,82 +1307,58 @@
               <w:jc w:val="center"/>
             </w:pPr>
             <w:r>
+              <w:t>P2.4</w:t>
+            </w:r>
+          </w:p>
+        </w:tc>
+        <w:tc>
+          <w:tcPr>
+            <w:tcW w:w="7915" w:type="dxa"/>
+          </w:tcPr>
+          <w:p>
+            <w:r>
+              <w:t>Inputs: A high number of custom rulesets that will require multiple GPU passes, and max kernel sizes to slow down individual passes.</w:t>
+            </w:r>
+          </w:p>
+        </w:tc>
+      </w:tr>
+      <w:tr>
+        <w:tc>
+          <w:tcPr>
+            <w:tcW w:w="1435" w:type="dxa"/>
+          </w:tcPr>
+          <w:p>
+            <w:pPr>
+              <w:jc w:val="center"/>
+            </w:pPr>
+            <w:r>
               <w:lastRenderedPageBreak/>
-              <w:t>P</w:t>
-            </w:r>
-            <w:r>
-              <w:t>2</w:t>
-            </w:r>
-            <w:r>
-              <w:t>.4</w:t>
-            </w:r>
-          </w:p>
-        </w:tc>
-        <w:tc>
-          <w:tcPr>
-            <w:tcW w:w="7915" w:type="dxa"/>
-          </w:tcPr>
-          <w:p>
-            <w:r>
-              <w:t xml:space="preserve">Inputs: </w:t>
-            </w:r>
-            <w:r>
-              <w:t>A high number of custom rulesets that will require multiple GPU passes, and max kernel sizes to slow down individual passes.</w:t>
-            </w:r>
-          </w:p>
-        </w:tc>
-      </w:tr>
-      <w:tr>
-        <w:tc>
-          <w:tcPr>
-            <w:tcW w:w="1435" w:type="dxa"/>
-          </w:tcPr>
-          <w:p>
-            <w:pPr>
-              <w:jc w:val="center"/>
-            </w:pPr>
-            <w:r>
-              <w:t>P</w:t>
-            </w:r>
-            <w:r>
-              <w:t>2</w:t>
-            </w:r>
-            <w:r>
-              <w:t>.5</w:t>
-            </w:r>
-          </w:p>
-        </w:tc>
-        <w:tc>
-          <w:tcPr>
-            <w:tcW w:w="7915" w:type="dxa"/>
-          </w:tcPr>
-          <w:p>
-            <w:r>
-              <w:t xml:space="preserve">Outputs: </w:t>
-            </w:r>
-            <w:r>
-              <w:t>Measured impact based on kernel size and number of rulesets (equates to number of GPU passes on a frame)</w:t>
-            </w:r>
-          </w:p>
-        </w:tc>
-      </w:tr>
-      <w:tr>
-        <w:tc>
-          <w:tcPr>
-            <w:tcW w:w="1435" w:type="dxa"/>
-          </w:tcPr>
-          <w:p>
-            <w:pPr>
-              <w:jc w:val="center"/>
-            </w:pPr>
-            <w:r>
-              <w:t>P</w:t>
-            </w:r>
-            <w:r>
-              <w:t>2</w:t>
-            </w:r>
-            <w:r>
-              <w:t>.6</w:t>
+              <w:t>P2.5</w:t>
+            </w:r>
+          </w:p>
+        </w:tc>
+        <w:tc>
+          <w:tcPr>
+            <w:tcW w:w="7915" w:type="dxa"/>
+          </w:tcPr>
+          <w:p>
+            <w:r>
+              <w:t>Outputs: Measured impact based on kernel size and number of rulesets (equates to number of GPU passes on a frame)</w:t>
+            </w:r>
+          </w:p>
+        </w:tc>
+      </w:tr>
+      <w:tr>
+        <w:tc>
+          <w:tcPr>
+            <w:tcW w:w="1435" w:type="dxa"/>
+          </w:tcPr>
+          <w:p>
+            <w:pPr>
+              <w:jc w:val="center"/>
+            </w:pPr>
+            <w:r>
+              <w:t>P2.6</w:t>
             </w:r>
           </w:p>
         </w:tc>
@@ -1422,13 +1383,7 @@
               <w:jc w:val="center"/>
             </w:pPr>
             <w:r>
-              <w:t>P</w:t>
-            </w:r>
-            <w:r>
-              <w:t>2</w:t>
-            </w:r>
-            <w:r>
-              <w:t>.7</w:t>
+              <w:t>P2.7</w:t>
             </w:r>
           </w:p>
         </w:tc>
@@ -1453,13 +1408,7 @@
               <w:jc w:val="center"/>
             </w:pPr>
             <w:r>
-              <w:t>P</w:t>
-            </w:r>
-            <w:r>
-              <w:t>2</w:t>
-            </w:r>
-            <w:r>
-              <w:t>.8</w:t>
+              <w:t>P2.8</w:t>
             </w:r>
           </w:p>
         </w:tc>
@@ -1484,13 +1433,7 @@
               <w:jc w:val="center"/>
             </w:pPr>
             <w:r>
-              <w:t>P</w:t>
-            </w:r>
-            <w:r>
-              <w:t>2</w:t>
-            </w:r>
-            <w:r>
-              <w:t>.9</w:t>
+              <w:t>P2.9</w:t>
             </w:r>
           </w:p>
         </w:tc>
@@ -2215,8 +2158,268 @@
               <w:jc w:val="center"/>
             </w:pPr>
             <w:r>
+              <w:t>UF3.7</w:t>
+            </w:r>
+          </w:p>
+        </w:tc>
+        <w:tc>
+          <w:tcPr>
+            <w:tcW w:w="7915" w:type="dxa"/>
+            <w:hideMark/>
+          </w:tcPr>
+          <w:p>
+            <w:r>
+              <w:t>Blackbox</w:t>
+            </w:r>
+          </w:p>
+        </w:tc>
+      </w:tr>
+      <w:tr>
+        <w:tc>
+          <w:tcPr>
+            <w:tcW w:w="1435" w:type="dxa"/>
+            <w:hideMark/>
+          </w:tcPr>
+          <w:p>
+            <w:pPr>
+              <w:jc w:val="center"/>
+            </w:pPr>
+            <w:r>
+              <w:t>UF3.8</w:t>
+            </w:r>
+          </w:p>
+        </w:tc>
+        <w:tc>
+          <w:tcPr>
+            <w:tcW w:w="7915" w:type="dxa"/>
+            <w:hideMark/>
+          </w:tcPr>
+          <w:p>
+            <w:r>
+              <w:t>Functional</w:t>
+            </w:r>
+          </w:p>
+        </w:tc>
+      </w:tr>
+      <w:tr>
+        <w:tc>
+          <w:tcPr>
+            <w:tcW w:w="1435" w:type="dxa"/>
+            <w:hideMark/>
+          </w:tcPr>
+          <w:p>
+            <w:pPr>
+              <w:jc w:val="center"/>
+            </w:pPr>
+            <w:r>
               <w:lastRenderedPageBreak/>
-              <w:t>UF3.7</w:t>
+              <w:t>UF3.9</w:t>
+            </w:r>
+          </w:p>
+        </w:tc>
+        <w:tc>
+          <w:tcPr>
+            <w:tcW w:w="7915" w:type="dxa"/>
+            <w:hideMark/>
+          </w:tcPr>
+          <w:p>
+            <w:r>
+              <w:t>Unit Test</w:t>
+            </w:r>
+          </w:p>
+        </w:tc>
+      </w:tr>
+      <w:tr>
+        <w:tc>
+          <w:tcPr>
+            <w:tcW w:w="1435" w:type="dxa"/>
+            <w:hideMark/>
+          </w:tcPr>
+          <w:p>
+            <w:pPr>
+              <w:jc w:val="center"/>
+            </w:pPr>
+            <w:r>
+              <w:t>UF4.1</w:t>
+            </w:r>
+          </w:p>
+        </w:tc>
+        <w:tc>
+          <w:tcPr>
+            <w:tcW w:w="7915" w:type="dxa"/>
+            <w:hideMark/>
+          </w:tcPr>
+          <w:p>
+            <w:pPr>
+              <w:jc w:val="center"/>
+              <w:rPr>
+                <w:b/>
+                <w:bCs/>
+              </w:rPr>
+            </w:pPr>
+            <w:r>
+              <w:rPr>
+                <w:b/>
+                <w:bCs/>
+              </w:rPr>
+              <w:t>User Functionality Test 4</w:t>
+            </w:r>
+          </w:p>
+        </w:tc>
+      </w:tr>
+      <w:tr>
+        <w:tc>
+          <w:tcPr>
+            <w:tcW w:w="1435" w:type="dxa"/>
+            <w:hideMark/>
+          </w:tcPr>
+          <w:p>
+            <w:pPr>
+              <w:jc w:val="center"/>
+            </w:pPr>
+            <w:r>
+              <w:t>UF4.2</w:t>
+            </w:r>
+          </w:p>
+        </w:tc>
+        <w:tc>
+          <w:tcPr>
+            <w:tcW w:w="7915" w:type="dxa"/>
+            <w:hideMark/>
+          </w:tcPr>
+          <w:p>
+            <w:pPr>
+              <w:rPr>
+                <w:b/>
+                <w:bCs/>
+              </w:rPr>
+            </w:pPr>
+            <w:r>
+              <w:t>The test will ensure the user is able to remove existing rulesets from the simulation</w:t>
+            </w:r>
+          </w:p>
+        </w:tc>
+      </w:tr>
+      <w:tr>
+        <w:tc>
+          <w:tcPr>
+            <w:tcW w:w="1435" w:type="dxa"/>
+            <w:hideMark/>
+          </w:tcPr>
+          <w:p>
+            <w:pPr>
+              <w:jc w:val="center"/>
+            </w:pPr>
+            <w:r>
+              <w:t>UF4.3</w:t>
+            </w:r>
+          </w:p>
+        </w:tc>
+        <w:tc>
+          <w:tcPr>
+            <w:tcW w:w="7915" w:type="dxa"/>
+            <w:hideMark/>
+          </w:tcPr>
+          <w:p>
+            <w:r>
+              <w:t>This user will navigate to the simulations’ settings, then to the rulesets, then the user will remove one of the existing rulesets and then see as the removed ruleset is removed from the simulation</w:t>
+            </w:r>
+          </w:p>
+        </w:tc>
+      </w:tr>
+      <w:tr>
+        <w:tc>
+          <w:tcPr>
+            <w:tcW w:w="1435" w:type="dxa"/>
+            <w:hideMark/>
+          </w:tcPr>
+          <w:p>
+            <w:pPr>
+              <w:jc w:val="center"/>
+            </w:pPr>
+            <w:r>
+              <w:t>UF4.4</w:t>
+            </w:r>
+          </w:p>
+        </w:tc>
+        <w:tc>
+          <w:tcPr>
+            <w:tcW w:w="7915" w:type="dxa"/>
+            <w:hideMark/>
+          </w:tcPr>
+          <w:p>
+            <w:r>
+              <w:t>Inputs: Ruleset to delete</w:t>
+            </w:r>
+          </w:p>
+        </w:tc>
+      </w:tr>
+      <w:tr>
+        <w:tc>
+          <w:tcPr>
+            <w:tcW w:w="1435" w:type="dxa"/>
+            <w:hideMark/>
+          </w:tcPr>
+          <w:p>
+            <w:pPr>
+              <w:jc w:val="center"/>
+            </w:pPr>
+            <w:r>
+              <w:t>UF4.5</w:t>
+            </w:r>
+          </w:p>
+        </w:tc>
+        <w:tc>
+          <w:tcPr>
+            <w:tcW w:w="7915" w:type="dxa"/>
+            <w:hideMark/>
+          </w:tcPr>
+          <w:p>
+            <w:r>
+              <w:t>Outputs: The ruleset is successfully deleted from the simulation and all cells within the structure related to that ruleset are removed from the simulation</w:t>
+            </w:r>
+          </w:p>
+        </w:tc>
+      </w:tr>
+      <w:tr>
+        <w:tc>
+          <w:tcPr>
+            <w:tcW w:w="1435" w:type="dxa"/>
+            <w:hideMark/>
+          </w:tcPr>
+          <w:p>
+            <w:pPr>
+              <w:jc w:val="center"/>
+            </w:pPr>
+            <w:r>
+              <w:t>UF4.6</w:t>
+            </w:r>
+          </w:p>
+        </w:tc>
+        <w:tc>
+          <w:tcPr>
+            <w:tcW w:w="7915" w:type="dxa"/>
+            <w:hideMark/>
+          </w:tcPr>
+          <w:p>
+            <w:r>
+              <w:t>Normal</w:t>
+            </w:r>
+          </w:p>
+        </w:tc>
+      </w:tr>
+      <w:tr>
+        <w:tc>
+          <w:tcPr>
+            <w:tcW w:w="1435" w:type="dxa"/>
+            <w:hideMark/>
+          </w:tcPr>
+          <w:p>
+            <w:pPr>
+              <w:jc w:val="center"/>
+            </w:pPr>
+            <w:r>
+              <w:t>UF4.7</w:t>
             </w:r>
           </w:p>
         </w:tc>
@@ -2243,7 +2446,7 @@
               <w:jc w:val="center"/>
             </w:pPr>
             <w:r>
-              <w:t>UF3.8</w:t>
+              <w:t>UF4.8</w:t>
             </w:r>
           </w:p>
         </w:tc>
@@ -2270,7 +2473,7 @@
               <w:jc w:val="center"/>
             </w:pPr>
             <w:r>
-              <w:t>UF3.9</w:t>
+              <w:t>UF4.9</w:t>
             </w:r>
           </w:p>
         </w:tc>
@@ -2297,213 +2500,213 @@
               <w:jc w:val="center"/>
             </w:pPr>
             <w:r>
-              <w:t>UF4.1</w:t>
-            </w:r>
-          </w:p>
-        </w:tc>
-        <w:tc>
-          <w:tcPr>
-            <w:tcW w:w="7915" w:type="dxa"/>
-            <w:hideMark/>
-          </w:tcPr>
-          <w:p>
-            <w:pPr>
-              <w:jc w:val="center"/>
-              <w:rPr>
-                <w:b/>
-                <w:bCs/>
-              </w:rPr>
-            </w:pPr>
-            <w:r>
-              <w:rPr>
-                <w:b/>
-                <w:bCs/>
-              </w:rPr>
-              <w:t>User Functionality Test 4</w:t>
-            </w:r>
-          </w:p>
-        </w:tc>
-      </w:tr>
-      <w:tr>
-        <w:tc>
-          <w:tcPr>
-            <w:tcW w:w="1435" w:type="dxa"/>
-            <w:hideMark/>
-          </w:tcPr>
-          <w:p>
-            <w:pPr>
-              <w:jc w:val="center"/>
-            </w:pPr>
-            <w:r>
-              <w:t>UF4.2</w:t>
-            </w:r>
-          </w:p>
-        </w:tc>
-        <w:tc>
-          <w:tcPr>
-            <w:tcW w:w="7915" w:type="dxa"/>
-            <w:hideMark/>
-          </w:tcPr>
-          <w:p>
-            <w:pPr>
-              <w:rPr>
-                <w:b/>
-                <w:bCs/>
-              </w:rPr>
-            </w:pPr>
-            <w:r>
-              <w:t>The test will ensure the user is able to remove existing rulesets from the simulation</w:t>
-            </w:r>
-          </w:p>
-        </w:tc>
-      </w:tr>
-      <w:tr>
-        <w:tc>
-          <w:tcPr>
-            <w:tcW w:w="1435" w:type="dxa"/>
-            <w:hideMark/>
-          </w:tcPr>
-          <w:p>
-            <w:pPr>
-              <w:jc w:val="center"/>
-            </w:pPr>
-            <w:r>
-              <w:t>UF4.3</w:t>
-            </w:r>
-          </w:p>
-        </w:tc>
-        <w:tc>
-          <w:tcPr>
-            <w:tcW w:w="7915" w:type="dxa"/>
-            <w:hideMark/>
-          </w:tcPr>
-          <w:p>
-            <w:r>
-              <w:t>This user will navigate to the simulations’ settings, then to the rulesets, then the user will remove one of the existing rulesets and then see as the removed ruleset is removed from the simulation</w:t>
-            </w:r>
-          </w:p>
-        </w:tc>
-      </w:tr>
-      <w:tr>
-        <w:tc>
-          <w:tcPr>
-            <w:tcW w:w="1435" w:type="dxa"/>
-            <w:hideMark/>
-          </w:tcPr>
-          <w:p>
-            <w:pPr>
-              <w:jc w:val="center"/>
-            </w:pPr>
-            <w:r>
-              <w:t>UF4.4</w:t>
-            </w:r>
-          </w:p>
-        </w:tc>
-        <w:tc>
-          <w:tcPr>
-            <w:tcW w:w="7915" w:type="dxa"/>
-            <w:hideMark/>
-          </w:tcPr>
-          <w:p>
-            <w:r>
-              <w:t>Inputs: Ruleset to delete</w:t>
-            </w:r>
-          </w:p>
-        </w:tc>
-      </w:tr>
-      <w:tr>
-        <w:tc>
-          <w:tcPr>
-            <w:tcW w:w="1435" w:type="dxa"/>
-            <w:hideMark/>
-          </w:tcPr>
-          <w:p>
-            <w:pPr>
-              <w:jc w:val="center"/>
-            </w:pPr>
-            <w:r>
-              <w:t>UF4.5</w:t>
-            </w:r>
-          </w:p>
-        </w:tc>
-        <w:tc>
-          <w:tcPr>
-            <w:tcW w:w="7915" w:type="dxa"/>
-            <w:hideMark/>
-          </w:tcPr>
-          <w:p>
-            <w:r>
-              <w:t>Outputs: The ruleset is successfully deleted from the simulation and all cells within the structure related to that ruleset are removed from the simulation</w:t>
-            </w:r>
-          </w:p>
-        </w:tc>
-      </w:tr>
-      <w:tr>
-        <w:tc>
-          <w:tcPr>
-            <w:tcW w:w="1435" w:type="dxa"/>
-            <w:hideMark/>
-          </w:tcPr>
-          <w:p>
-            <w:pPr>
-              <w:jc w:val="center"/>
-            </w:pPr>
-            <w:r>
-              <w:t>UF4.6</w:t>
-            </w:r>
-          </w:p>
-        </w:tc>
-        <w:tc>
-          <w:tcPr>
-            <w:tcW w:w="7915" w:type="dxa"/>
-            <w:hideMark/>
-          </w:tcPr>
-          <w:p>
-            <w:r>
-              <w:t>Normal</w:t>
-            </w:r>
-          </w:p>
-        </w:tc>
-      </w:tr>
-      <w:tr>
-        <w:tc>
-          <w:tcPr>
-            <w:tcW w:w="1435" w:type="dxa"/>
-            <w:hideMark/>
-          </w:tcPr>
-          <w:p>
-            <w:pPr>
-              <w:jc w:val="center"/>
-            </w:pPr>
-            <w:r>
-              <w:t>UF4.7</w:t>
-            </w:r>
-          </w:p>
-        </w:tc>
-        <w:tc>
-          <w:tcPr>
-            <w:tcW w:w="7915" w:type="dxa"/>
-            <w:hideMark/>
-          </w:tcPr>
-          <w:p>
-            <w:r>
-              <w:t>Blackbox</w:t>
-            </w:r>
-          </w:p>
-        </w:tc>
-      </w:tr>
-      <w:tr>
-        <w:tc>
-          <w:tcPr>
-            <w:tcW w:w="1435" w:type="dxa"/>
-            <w:hideMark/>
-          </w:tcPr>
-          <w:p>
-            <w:pPr>
-              <w:jc w:val="center"/>
-            </w:pPr>
-            <w:r>
-              <w:t>UF4.8</w:t>
+              <w:t>UF5.1</w:t>
+            </w:r>
+          </w:p>
+        </w:tc>
+        <w:tc>
+          <w:tcPr>
+            <w:tcW w:w="7915" w:type="dxa"/>
+            <w:hideMark/>
+          </w:tcPr>
+          <w:p>
+            <w:pPr>
+              <w:jc w:val="center"/>
+              <w:rPr>
+                <w:b/>
+                <w:bCs/>
+              </w:rPr>
+            </w:pPr>
+            <w:r>
+              <w:rPr>
+                <w:b/>
+                <w:bCs/>
+              </w:rPr>
+              <w:t>User Functionality Test 5</w:t>
+            </w:r>
+          </w:p>
+        </w:tc>
+      </w:tr>
+      <w:tr>
+        <w:tc>
+          <w:tcPr>
+            <w:tcW w:w="1435" w:type="dxa"/>
+            <w:hideMark/>
+          </w:tcPr>
+          <w:p>
+            <w:pPr>
+              <w:jc w:val="center"/>
+            </w:pPr>
+            <w:r>
+              <w:t>UF5.2</w:t>
+            </w:r>
+          </w:p>
+        </w:tc>
+        <w:tc>
+          <w:tcPr>
+            <w:tcW w:w="7915" w:type="dxa"/>
+            <w:hideMark/>
+          </w:tcPr>
+          <w:p>
+            <w:pPr>
+              <w:rPr>
+                <w:b/>
+                <w:bCs/>
+              </w:rPr>
+            </w:pPr>
+            <w:r>
+              <w:t xml:space="preserve">The test will ensure the user is not able to have a negative amount of rulesets or have a number of rulesets that exceeds 5. </w:t>
+            </w:r>
+          </w:p>
+        </w:tc>
+      </w:tr>
+      <w:tr>
+        <w:tc>
+          <w:tcPr>
+            <w:tcW w:w="1435" w:type="dxa"/>
+            <w:hideMark/>
+          </w:tcPr>
+          <w:p>
+            <w:pPr>
+              <w:jc w:val="center"/>
+            </w:pPr>
+            <w:r>
+              <w:t>UF5.3</w:t>
+            </w:r>
+          </w:p>
+        </w:tc>
+        <w:tc>
+          <w:tcPr>
+            <w:tcW w:w="7915" w:type="dxa"/>
+            <w:hideMark/>
+          </w:tcPr>
+          <w:p>
+            <w:r>
+              <w:t>This user will navigate to the simulations’ settings, then to the rulesets, then the user will attempt to remove rulesets when there is none, afterwards the user will then attempt to add 10 rulesets to the simulation at once.</w:t>
+            </w:r>
+          </w:p>
+        </w:tc>
+      </w:tr>
+      <w:tr>
+        <w:tc>
+          <w:tcPr>
+            <w:tcW w:w="1435" w:type="dxa"/>
+            <w:hideMark/>
+          </w:tcPr>
+          <w:p>
+            <w:pPr>
+              <w:jc w:val="center"/>
+            </w:pPr>
+            <w:r>
+              <w:t>UF5.4</w:t>
+            </w:r>
+          </w:p>
+        </w:tc>
+        <w:tc>
+          <w:tcPr>
+            <w:tcW w:w="7915" w:type="dxa"/>
+            <w:hideMark/>
+          </w:tcPr>
+          <w:p>
+            <w:r>
+              <w:t>Inputs: Empty ruleset at start, multiple rulesets to input</w:t>
+            </w:r>
+          </w:p>
+        </w:tc>
+      </w:tr>
+      <w:tr>
+        <w:tc>
+          <w:tcPr>
+            <w:tcW w:w="1435" w:type="dxa"/>
+            <w:hideMark/>
+          </w:tcPr>
+          <w:p>
+            <w:pPr>
+              <w:jc w:val="center"/>
+            </w:pPr>
+            <w:r>
+              <w:t>UF5.5</w:t>
+            </w:r>
+          </w:p>
+        </w:tc>
+        <w:tc>
+          <w:tcPr>
+            <w:tcW w:w="7915" w:type="dxa"/>
+            <w:hideMark/>
+          </w:tcPr>
+          <w:p>
+            <w:r>
+              <w:t>Outputs: Error messages and blocking of actions for trying to go below 0 rulesets or above 5 rulesets</w:t>
+            </w:r>
+          </w:p>
+        </w:tc>
+      </w:tr>
+      <w:tr>
+        <w:tc>
+          <w:tcPr>
+            <w:tcW w:w="1435" w:type="dxa"/>
+            <w:hideMark/>
+          </w:tcPr>
+          <w:p>
+            <w:pPr>
+              <w:jc w:val="center"/>
+            </w:pPr>
+            <w:r>
+              <w:t>UF5.6</w:t>
+            </w:r>
+          </w:p>
+        </w:tc>
+        <w:tc>
+          <w:tcPr>
+            <w:tcW w:w="7915" w:type="dxa"/>
+            <w:hideMark/>
+          </w:tcPr>
+          <w:p>
+            <w:r>
+              <w:t>Boundary</w:t>
+            </w:r>
+          </w:p>
+        </w:tc>
+      </w:tr>
+      <w:tr>
+        <w:tc>
+          <w:tcPr>
+            <w:tcW w:w="1435" w:type="dxa"/>
+            <w:hideMark/>
+          </w:tcPr>
+          <w:p>
+            <w:pPr>
+              <w:jc w:val="center"/>
+            </w:pPr>
+            <w:r>
+              <w:t>UF5.7</w:t>
+            </w:r>
+          </w:p>
+        </w:tc>
+        <w:tc>
+          <w:tcPr>
+            <w:tcW w:w="7915" w:type="dxa"/>
+            <w:hideMark/>
+          </w:tcPr>
+          <w:p>
+            <w:r>
+              <w:t>Whitebox</w:t>
+            </w:r>
+          </w:p>
+        </w:tc>
+      </w:tr>
+      <w:tr>
+        <w:tc>
+          <w:tcPr>
+            <w:tcW w:w="1435" w:type="dxa"/>
+            <w:hideMark/>
+          </w:tcPr>
+          <w:p>
+            <w:pPr>
+              <w:jc w:val="center"/>
+            </w:pPr>
+            <w:r>
+              <w:t>UF5.8</w:t>
             </w:r>
           </w:p>
         </w:tc>
@@ -2530,7 +2733,7 @@
               <w:jc w:val="center"/>
             </w:pPr>
             <w:r>
-              <w:t>UF4.9</w:t>
+              <w:t>UF5.9</w:t>
             </w:r>
           </w:p>
         </w:tc>
@@ -2557,417 +2760,62 @@
               <w:jc w:val="center"/>
             </w:pPr>
             <w:r>
-              <w:t>UF</w:t>
-            </w:r>
-            <w:r>
-              <w:t>5</w:t>
-            </w:r>
-            <w:r>
-              <w:t>.1</w:t>
-            </w:r>
-          </w:p>
-        </w:tc>
-        <w:tc>
-          <w:tcPr>
-            <w:tcW w:w="7915" w:type="dxa"/>
-            <w:hideMark/>
-          </w:tcPr>
-          <w:p>
-            <w:pPr>
-              <w:jc w:val="center"/>
-              <w:rPr>
-                <w:b/>
-                <w:bCs/>
-              </w:rPr>
-            </w:pPr>
-            <w:r>
-              <w:rPr>
-                <w:b/>
-                <w:bCs/>
-              </w:rPr>
-              <w:t xml:space="preserve">User Functionality Test </w:t>
-            </w:r>
-            <w:r>
-              <w:rPr>
-                <w:b/>
-                <w:bCs/>
-              </w:rPr>
-              <w:t>5</w:t>
-            </w:r>
-          </w:p>
-        </w:tc>
-      </w:tr>
-      <w:tr>
-        <w:tc>
-          <w:tcPr>
-            <w:tcW w:w="1435" w:type="dxa"/>
-            <w:hideMark/>
-          </w:tcPr>
-          <w:p>
-            <w:pPr>
-              <w:jc w:val="center"/>
-            </w:pPr>
-            <w:r>
-              <w:t>UF</w:t>
-            </w:r>
-            <w:r>
-              <w:t>5</w:t>
-            </w:r>
-            <w:r>
-              <w:t>.2</w:t>
-            </w:r>
-          </w:p>
-        </w:tc>
-        <w:tc>
-          <w:tcPr>
-            <w:tcW w:w="7915" w:type="dxa"/>
-            <w:hideMark/>
-          </w:tcPr>
-          <w:p>
-            <w:pPr>
-              <w:rPr>
-                <w:b/>
-                <w:bCs/>
-              </w:rPr>
-            </w:pPr>
-            <w:r>
-              <w:t xml:space="preserve">The test will ensure the user is </w:t>
-            </w:r>
-            <w:r>
-              <w:t xml:space="preserve">not able to have a negative amount of rulesets or have a number of rulesets that exceeds 5. </w:t>
-            </w:r>
-          </w:p>
-        </w:tc>
-      </w:tr>
-      <w:tr>
-        <w:tc>
-          <w:tcPr>
-            <w:tcW w:w="1435" w:type="dxa"/>
-            <w:hideMark/>
-          </w:tcPr>
-          <w:p>
-            <w:pPr>
-              <w:jc w:val="center"/>
-            </w:pPr>
-            <w:r>
-              <w:t>UF</w:t>
-            </w:r>
-            <w:r>
-              <w:t>5</w:t>
-            </w:r>
-            <w:r>
-              <w:t>.3</w:t>
-            </w:r>
-          </w:p>
-        </w:tc>
-        <w:tc>
-          <w:tcPr>
-            <w:tcW w:w="7915" w:type="dxa"/>
-            <w:hideMark/>
-          </w:tcPr>
-          <w:p>
-            <w:r>
-              <w:t xml:space="preserve">This user will navigate to the simulations’ settings, then to the rulesets, then the user will </w:t>
-            </w:r>
-            <w:r>
-              <w:t>attempt to remove rulesets when there is none, afterwards the user will then attempt to add 10 rulesets to the simulation at once.</w:t>
-            </w:r>
-          </w:p>
-        </w:tc>
-      </w:tr>
-      <w:tr>
-        <w:tc>
-          <w:tcPr>
-            <w:tcW w:w="1435" w:type="dxa"/>
-            <w:hideMark/>
-          </w:tcPr>
-          <w:p>
-            <w:pPr>
-              <w:jc w:val="center"/>
-            </w:pPr>
-            <w:r>
-              <w:t>UF</w:t>
-            </w:r>
-            <w:r>
-              <w:t>5</w:t>
-            </w:r>
-            <w:r>
-              <w:t>.4</w:t>
-            </w:r>
-          </w:p>
-        </w:tc>
-        <w:tc>
-          <w:tcPr>
-            <w:tcW w:w="7915" w:type="dxa"/>
-            <w:hideMark/>
-          </w:tcPr>
-          <w:p>
-            <w:r>
-              <w:t xml:space="preserve">Inputs: </w:t>
-            </w:r>
-            <w:r>
-              <w:t>Empty ruleset at start, multiple rulesets to input</w:t>
-            </w:r>
-          </w:p>
-        </w:tc>
-      </w:tr>
-      <w:tr>
-        <w:tc>
-          <w:tcPr>
-            <w:tcW w:w="1435" w:type="dxa"/>
-            <w:hideMark/>
-          </w:tcPr>
-          <w:p>
-            <w:pPr>
-              <w:jc w:val="center"/>
-            </w:pPr>
-            <w:r>
-              <w:t>UF</w:t>
-            </w:r>
-            <w:r>
-              <w:t>5</w:t>
-            </w:r>
-            <w:r>
-              <w:t>.5</w:t>
-            </w:r>
-          </w:p>
-        </w:tc>
-        <w:tc>
-          <w:tcPr>
-            <w:tcW w:w="7915" w:type="dxa"/>
-            <w:hideMark/>
-          </w:tcPr>
-          <w:p>
-            <w:r>
-              <w:t xml:space="preserve">Outputs: </w:t>
-            </w:r>
-            <w:r>
-              <w:t>Error messages and blocking of actions for trying to go below 0 rulesets or above 5 rulesets</w:t>
-            </w:r>
-          </w:p>
-        </w:tc>
-      </w:tr>
-      <w:tr>
-        <w:tc>
-          <w:tcPr>
-            <w:tcW w:w="1435" w:type="dxa"/>
-            <w:hideMark/>
-          </w:tcPr>
-          <w:p>
-            <w:pPr>
-              <w:jc w:val="center"/>
-            </w:pPr>
-            <w:r>
-              <w:t>UF</w:t>
-            </w:r>
-            <w:r>
-              <w:t>5</w:t>
-            </w:r>
-            <w:r>
-              <w:t>.6</w:t>
-            </w:r>
-          </w:p>
-        </w:tc>
-        <w:tc>
-          <w:tcPr>
-            <w:tcW w:w="7915" w:type="dxa"/>
-            <w:hideMark/>
-          </w:tcPr>
-          <w:p>
-            <w:r>
-              <w:t>Boundary</w:t>
-            </w:r>
-          </w:p>
-        </w:tc>
-      </w:tr>
-      <w:tr>
-        <w:tc>
-          <w:tcPr>
-            <w:tcW w:w="1435" w:type="dxa"/>
-            <w:hideMark/>
-          </w:tcPr>
-          <w:p>
-            <w:pPr>
-              <w:jc w:val="center"/>
-            </w:pPr>
-            <w:r>
-              <w:t>UF</w:t>
-            </w:r>
-            <w:r>
-              <w:t>5</w:t>
-            </w:r>
-            <w:r>
-              <w:t>.7</w:t>
-            </w:r>
-          </w:p>
-        </w:tc>
-        <w:tc>
-          <w:tcPr>
-            <w:tcW w:w="7915" w:type="dxa"/>
-            <w:hideMark/>
-          </w:tcPr>
-          <w:p>
-            <w:r>
-              <w:t>Whitebox</w:t>
-            </w:r>
-          </w:p>
-        </w:tc>
-      </w:tr>
-      <w:tr>
-        <w:tc>
-          <w:tcPr>
-            <w:tcW w:w="1435" w:type="dxa"/>
-            <w:hideMark/>
-          </w:tcPr>
-          <w:p>
-            <w:pPr>
-              <w:jc w:val="center"/>
-            </w:pPr>
-            <w:r>
-              <w:t>UF</w:t>
-            </w:r>
-            <w:r>
-              <w:t>5</w:t>
-            </w:r>
-            <w:r>
-              <w:t>.8</w:t>
-            </w:r>
-          </w:p>
-        </w:tc>
-        <w:tc>
-          <w:tcPr>
-            <w:tcW w:w="7915" w:type="dxa"/>
-            <w:hideMark/>
-          </w:tcPr>
-          <w:p>
-            <w:r>
-              <w:t>Functional</w:t>
-            </w:r>
-          </w:p>
-        </w:tc>
-      </w:tr>
-      <w:tr>
-        <w:tc>
-          <w:tcPr>
-            <w:tcW w:w="1435" w:type="dxa"/>
-            <w:hideMark/>
-          </w:tcPr>
-          <w:p>
-            <w:pPr>
-              <w:jc w:val="center"/>
-            </w:pPr>
-            <w:r>
-              <w:t>UF</w:t>
-            </w:r>
-            <w:r>
-              <w:t>5</w:t>
-            </w:r>
-            <w:r>
-              <w:t>.9</w:t>
-            </w:r>
-          </w:p>
-        </w:tc>
-        <w:tc>
-          <w:tcPr>
-            <w:tcW w:w="7915" w:type="dxa"/>
-            <w:hideMark/>
-          </w:tcPr>
-          <w:p>
-            <w:r>
-              <w:t>Unit Test</w:t>
-            </w:r>
-          </w:p>
-        </w:tc>
-      </w:tr>
-      <w:tr>
-        <w:tc>
-          <w:tcPr>
-            <w:tcW w:w="1435" w:type="dxa"/>
-            <w:hideMark/>
-          </w:tcPr>
-          <w:p>
-            <w:pPr>
-              <w:jc w:val="center"/>
-            </w:pPr>
-            <w:r>
-              <w:t>UF</w:t>
-            </w:r>
-            <w:r>
-              <w:t>6</w:t>
-            </w:r>
-            <w:r>
-              <w:t>.1</w:t>
-            </w:r>
-          </w:p>
-        </w:tc>
-        <w:tc>
-          <w:tcPr>
-            <w:tcW w:w="7915" w:type="dxa"/>
-            <w:hideMark/>
-          </w:tcPr>
-          <w:p>
-            <w:pPr>
-              <w:jc w:val="center"/>
-              <w:rPr>
-                <w:b/>
-                <w:bCs/>
-              </w:rPr>
-            </w:pPr>
-            <w:r>
-              <w:rPr>
-                <w:b/>
-                <w:bCs/>
-              </w:rPr>
-              <w:t xml:space="preserve">User Functionality Test </w:t>
-            </w:r>
-            <w:r>
-              <w:rPr>
-                <w:b/>
-                <w:bCs/>
-              </w:rPr>
-              <w:t>6</w:t>
-            </w:r>
-          </w:p>
-        </w:tc>
-      </w:tr>
-      <w:tr>
-        <w:tc>
-          <w:tcPr>
-            <w:tcW w:w="1435" w:type="dxa"/>
-            <w:hideMark/>
-          </w:tcPr>
-          <w:p>
-            <w:pPr>
-              <w:jc w:val="center"/>
-            </w:pPr>
-            <w:r>
-              <w:t>UF</w:t>
-            </w:r>
-            <w:r>
-              <w:t>6</w:t>
-            </w:r>
-            <w:r>
-              <w:t>.2</w:t>
-            </w:r>
-          </w:p>
-        </w:tc>
-        <w:tc>
-          <w:tcPr>
-            <w:tcW w:w="7915" w:type="dxa"/>
-            <w:hideMark/>
-          </w:tcPr>
-          <w:p>
-            <w:pPr>
-              <w:rPr>
-                <w:b/>
-                <w:bCs/>
-              </w:rPr>
-            </w:pPr>
-            <w:r>
-              <w:t xml:space="preserve">The test will ensure the user is not able </w:t>
-            </w:r>
-            <w:r>
-              <w:t>to input abnormal inputs into the simulation parameters, for the ruleset bounds or for given kernel sizes</w:t>
+              <w:t>UF6.1</w:t>
+            </w:r>
+          </w:p>
+        </w:tc>
+        <w:tc>
+          <w:tcPr>
+            <w:tcW w:w="7915" w:type="dxa"/>
+            <w:hideMark/>
+          </w:tcPr>
+          <w:p>
+            <w:pPr>
+              <w:jc w:val="center"/>
+              <w:rPr>
+                <w:b/>
+                <w:bCs/>
+              </w:rPr>
+            </w:pPr>
+            <w:r>
+              <w:rPr>
+                <w:b/>
+                <w:bCs/>
+              </w:rPr>
+              <w:t>User Functionality Test 6</w:t>
+            </w:r>
+          </w:p>
+        </w:tc>
+      </w:tr>
+      <w:tr>
+        <w:tc>
+          <w:tcPr>
+            <w:tcW w:w="1435" w:type="dxa"/>
+            <w:hideMark/>
+          </w:tcPr>
+          <w:p>
+            <w:pPr>
+              <w:jc w:val="center"/>
+            </w:pPr>
+            <w:r>
+              <w:t>UF6.2</w:t>
+            </w:r>
+          </w:p>
+        </w:tc>
+        <w:tc>
+          <w:tcPr>
+            <w:tcW w:w="7915" w:type="dxa"/>
+            <w:hideMark/>
+          </w:tcPr>
+          <w:p>
+            <w:pPr>
+              <w:rPr>
+                <w:b/>
+                <w:bCs/>
+              </w:rPr>
+            </w:pPr>
+            <w:r>
+              <w:t>The test will ensure the user is not able to input abnormal inputs into the simulation parameters, for the ruleset bounds or for given kernel sizes</w:t>
             </w:r>
           </w:p>
         </w:tc>
@@ -2986,27 +2834,18 @@
               <w:jc w:val="center"/>
             </w:pPr>
             <w:r>
-              <w:t>UF</w:t>
-            </w:r>
-            <w:r>
-              <w:t>6</w:t>
-            </w:r>
-            <w:r>
-              <w:t>.3</w:t>
-            </w:r>
-          </w:p>
-        </w:tc>
-        <w:tc>
-          <w:tcPr>
-            <w:tcW w:w="7915" w:type="dxa"/>
-            <w:hideMark/>
-          </w:tcPr>
-          <w:p>
-            <w:r>
-              <w:t xml:space="preserve">This user will navigate to the simulations’ settings, then to the rulesets, then the user will attempt to </w:t>
-            </w:r>
-            <w:r>
-              <w:t xml:space="preserve">type abnormal inputs into the </w:t>
+              <w:t>UF6.3</w:t>
+            </w:r>
+          </w:p>
+        </w:tc>
+        <w:tc>
+          <w:tcPr>
+            <w:tcW w:w="7915" w:type="dxa"/>
+            <w:hideMark/>
+          </w:tcPr>
+          <w:p>
+            <w:r>
+              <w:t xml:space="preserve">This user will navigate to the simulations’ settings, then to the rulesets, then the user will attempt to type abnormal inputs into the </w:t>
             </w:r>
             <w:r>
               <w:t>text fields</w:t>
@@ -3031,13 +2870,7 @@
               <w:jc w:val="center"/>
             </w:pPr>
             <w:r>
-              <w:t>UF</w:t>
-            </w:r>
-            <w:r>
-              <w:t>6</w:t>
-            </w:r>
-            <w:r>
-              <w:t>.4</w:t>
+              <w:t>UF6.4</w:t>
             </w:r>
           </w:p>
         </w:tc>
@@ -3067,13 +2900,7 @@
               <w:jc w:val="center"/>
             </w:pPr>
             <w:r>
-              <w:t>UF</w:t>
-            </w:r>
-            <w:r>
-              <w:t>6</w:t>
-            </w:r>
-            <w:r>
-              <w:t>.5</w:t>
+              <w:t>UF6.5</w:t>
             </w:r>
           </w:p>
         </w:tc>
@@ -3103,80 +2930,62 @@
               <w:jc w:val="center"/>
             </w:pPr>
             <w:r>
+              <w:t>UF6.6</w:t>
+            </w:r>
+          </w:p>
+        </w:tc>
+        <w:tc>
+          <w:tcPr>
+            <w:tcW w:w="7915" w:type="dxa"/>
+            <w:hideMark/>
+          </w:tcPr>
+          <w:p>
+            <w:r>
+              <w:t>Abnormal</w:t>
+            </w:r>
+          </w:p>
+        </w:tc>
+      </w:tr>
+      <w:tr>
+        <w:tc>
+          <w:tcPr>
+            <w:tcW w:w="1435" w:type="dxa"/>
+            <w:hideMark/>
+          </w:tcPr>
+          <w:p>
+            <w:pPr>
+              <w:jc w:val="center"/>
+            </w:pPr>
+            <w:r>
+              <w:t>UF6.7</w:t>
+            </w:r>
+          </w:p>
+        </w:tc>
+        <w:tc>
+          <w:tcPr>
+            <w:tcW w:w="7915" w:type="dxa"/>
+            <w:hideMark/>
+          </w:tcPr>
+          <w:p>
+            <w:r>
+              <w:t>Whitebox</w:t>
+            </w:r>
+          </w:p>
+        </w:tc>
+      </w:tr>
+      <w:tr>
+        <w:tc>
+          <w:tcPr>
+            <w:tcW w:w="1435" w:type="dxa"/>
+            <w:hideMark/>
+          </w:tcPr>
+          <w:p>
+            <w:pPr>
+              <w:jc w:val="center"/>
+            </w:pPr>
+            <w:r>
               <w:lastRenderedPageBreak/>
-              <w:t>UF</w:t>
-            </w:r>
-            <w:r>
-              <w:t>6</w:t>
-            </w:r>
-            <w:r>
-              <w:t>.6</w:t>
-            </w:r>
-          </w:p>
-        </w:tc>
-        <w:tc>
-          <w:tcPr>
-            <w:tcW w:w="7915" w:type="dxa"/>
-            <w:hideMark/>
-          </w:tcPr>
-          <w:p>
-            <w:r>
-              <w:t>Abnormal</w:t>
-            </w:r>
-          </w:p>
-        </w:tc>
-      </w:tr>
-      <w:tr>
-        <w:tc>
-          <w:tcPr>
-            <w:tcW w:w="1435" w:type="dxa"/>
-            <w:hideMark/>
-          </w:tcPr>
-          <w:p>
-            <w:pPr>
-              <w:jc w:val="center"/>
-            </w:pPr>
-            <w:r>
-              <w:t>UF</w:t>
-            </w:r>
-            <w:r>
-              <w:t>6</w:t>
-            </w:r>
-            <w:r>
-              <w:t>.7</w:t>
-            </w:r>
-          </w:p>
-        </w:tc>
-        <w:tc>
-          <w:tcPr>
-            <w:tcW w:w="7915" w:type="dxa"/>
-            <w:hideMark/>
-          </w:tcPr>
-          <w:p>
-            <w:r>
-              <w:t>Whitebox</w:t>
-            </w:r>
-          </w:p>
-        </w:tc>
-      </w:tr>
-      <w:tr>
-        <w:tc>
-          <w:tcPr>
-            <w:tcW w:w="1435" w:type="dxa"/>
-            <w:hideMark/>
-          </w:tcPr>
-          <w:p>
-            <w:pPr>
-              <w:jc w:val="center"/>
-            </w:pPr>
-            <w:r>
-              <w:t>UF</w:t>
-            </w:r>
-            <w:r>
-              <w:t>6</w:t>
-            </w:r>
-            <w:r>
-              <w:t>.8</w:t>
+              <w:t>UF6.8</w:t>
             </w:r>
           </w:p>
         </w:tc>
@@ -3203,13 +3012,7 @@
               <w:jc w:val="center"/>
             </w:pPr>
             <w:r>
-              <w:t>UF</w:t>
-            </w:r>
-            <w:r>
-              <w:t>6</w:t>
-            </w:r>
-            <w:r>
-              <w:t>.9</w:t>
+              <w:t>UF6.9</w:t>
             </w:r>
           </w:p>
         </w:tc>
@@ -3236,84 +3039,62 @@
               <w:jc w:val="center"/>
             </w:pPr>
             <w:r>
-              <w:t>UF</w:t>
-            </w:r>
-            <w:r>
-              <w:t>7</w:t>
-            </w:r>
-            <w:r>
-              <w:t>.1</w:t>
-            </w:r>
-          </w:p>
-        </w:tc>
-        <w:tc>
-          <w:tcPr>
-            <w:tcW w:w="7915" w:type="dxa"/>
-            <w:hideMark/>
-          </w:tcPr>
-          <w:p>
-            <w:pPr>
-              <w:jc w:val="center"/>
-              <w:rPr>
-                <w:b/>
-                <w:bCs/>
-              </w:rPr>
-            </w:pPr>
-            <w:r>
-              <w:rPr>
-                <w:b/>
-                <w:bCs/>
-              </w:rPr>
-              <w:t xml:space="preserve">User Functionality Test </w:t>
-            </w:r>
-            <w:r>
-              <w:rPr>
-                <w:b/>
-                <w:bCs/>
-              </w:rPr>
-              <w:t>7</w:t>
-            </w:r>
-          </w:p>
-        </w:tc>
-      </w:tr>
-      <w:tr>
-        <w:tc>
-          <w:tcPr>
-            <w:tcW w:w="1435" w:type="dxa"/>
-            <w:hideMark/>
-          </w:tcPr>
-          <w:p>
-            <w:pPr>
-              <w:jc w:val="center"/>
-            </w:pPr>
-            <w:r>
-              <w:t>UF</w:t>
-            </w:r>
-            <w:r>
-              <w:t>7</w:t>
-            </w:r>
-            <w:r>
-              <w:t>.2</w:t>
-            </w:r>
-          </w:p>
-        </w:tc>
-        <w:tc>
-          <w:tcPr>
-            <w:tcW w:w="7915" w:type="dxa"/>
-            <w:hideMark/>
-          </w:tcPr>
-          <w:p>
-            <w:pPr>
-              <w:rPr>
-                <w:b/>
-                <w:bCs/>
-              </w:rPr>
-            </w:pPr>
-            <w:r>
-              <w:t>The test will ensure the user i</w:t>
-            </w:r>
-            <w:r>
-              <w:t>s able to edit and modify the color of the cells for each ruleset in a simulation, and ensure that the auto-generated colors are easily distinguishable</w:t>
+              <w:t>UF7.1</w:t>
+            </w:r>
+          </w:p>
+        </w:tc>
+        <w:tc>
+          <w:tcPr>
+            <w:tcW w:w="7915" w:type="dxa"/>
+            <w:hideMark/>
+          </w:tcPr>
+          <w:p>
+            <w:pPr>
+              <w:jc w:val="center"/>
+              <w:rPr>
+                <w:b/>
+                <w:bCs/>
+              </w:rPr>
+            </w:pPr>
+            <w:r>
+              <w:rPr>
+                <w:b/>
+                <w:bCs/>
+              </w:rPr>
+              <w:t>User Functionality Test 7</w:t>
+            </w:r>
+          </w:p>
+        </w:tc>
+      </w:tr>
+      <w:tr>
+        <w:tc>
+          <w:tcPr>
+            <w:tcW w:w="1435" w:type="dxa"/>
+            <w:hideMark/>
+          </w:tcPr>
+          <w:p>
+            <w:pPr>
+              <w:jc w:val="center"/>
+            </w:pPr>
+            <w:r>
+              <w:t>UF7.2</w:t>
+            </w:r>
+          </w:p>
+        </w:tc>
+        <w:tc>
+          <w:tcPr>
+            <w:tcW w:w="7915" w:type="dxa"/>
+            <w:hideMark/>
+          </w:tcPr>
+          <w:p>
+            <w:pPr>
+              <w:rPr>
+                <w:b/>
+                <w:bCs/>
+              </w:rPr>
+            </w:pPr>
+            <w:r>
+              <w:t>The test will ensure the user is able to edit and modify the color of the cells for each ruleset in a simulation, and ensure that the auto-generated colors are easily distinguishable</w:t>
             </w:r>
           </w:p>
         </w:tc>
@@ -3332,121 +3113,88 @@
               <w:jc w:val="center"/>
             </w:pPr>
             <w:r>
-              <w:t>UF</w:t>
-            </w:r>
-            <w:r>
-              <w:t>7</w:t>
-            </w:r>
-            <w:r>
-              <w:t>.3</w:t>
-            </w:r>
-          </w:p>
-        </w:tc>
-        <w:tc>
-          <w:tcPr>
-            <w:tcW w:w="7915" w:type="dxa"/>
-            <w:hideMark/>
-          </w:tcPr>
-          <w:p>
-            <w:r>
-              <w:t xml:space="preserve">This user will navigate to the simulations’ settings, then to the rulesets, then the user </w:t>
-            </w:r>
-            <w:r>
-              <w:t>will edit the color settings for a given ruleset and see the change occur in the simulation. The user will also create new rulesets and determine if the auto-generated colors are easy to distinguish from other previously created rulesets.</w:t>
-            </w:r>
-          </w:p>
-        </w:tc>
-      </w:tr>
-      <w:tr>
-        <w:tc>
-          <w:tcPr>
-            <w:tcW w:w="1435" w:type="dxa"/>
-            <w:hideMark/>
-          </w:tcPr>
-          <w:p>
-            <w:pPr>
-              <w:jc w:val="center"/>
-            </w:pPr>
-            <w:r>
-              <w:t>UF</w:t>
-            </w:r>
-            <w:r>
-              <w:t>7</w:t>
-            </w:r>
-            <w:r>
-              <w:t>.4</w:t>
-            </w:r>
-          </w:p>
-        </w:tc>
-        <w:tc>
-          <w:tcPr>
-            <w:tcW w:w="7915" w:type="dxa"/>
-            <w:hideMark/>
-          </w:tcPr>
-          <w:p>
-            <w:r>
-              <w:t xml:space="preserve">Inputs: </w:t>
-            </w:r>
-            <w:r>
-              <w:t>New colors for the rulesets, new rulesets to test auto-generated colors</w:t>
-            </w:r>
-          </w:p>
-        </w:tc>
-      </w:tr>
-      <w:tr>
-        <w:tc>
-          <w:tcPr>
-            <w:tcW w:w="1435" w:type="dxa"/>
-            <w:hideMark/>
-          </w:tcPr>
-          <w:p>
-            <w:pPr>
-              <w:jc w:val="center"/>
-            </w:pPr>
-            <w:r>
-              <w:t>UF</w:t>
-            </w:r>
-            <w:r>
-              <w:t>7</w:t>
-            </w:r>
-            <w:r>
-              <w:t>.5</w:t>
-            </w:r>
-          </w:p>
-        </w:tc>
-        <w:tc>
-          <w:tcPr>
-            <w:tcW w:w="7915" w:type="dxa"/>
-            <w:hideMark/>
-          </w:tcPr>
-          <w:p>
-            <w:r>
-              <w:t xml:space="preserve">Outputs: </w:t>
-            </w:r>
-            <w:r>
-              <w:t>Color changes are reflected in simulation,  colors are easily distinguishable</w:t>
-            </w:r>
-          </w:p>
-        </w:tc>
-      </w:tr>
-      <w:tr>
-        <w:tc>
-          <w:tcPr>
-            <w:tcW w:w="1435" w:type="dxa"/>
-            <w:hideMark/>
-          </w:tcPr>
-          <w:p>
-            <w:pPr>
-              <w:jc w:val="center"/>
-            </w:pPr>
-            <w:r>
-              <w:t>UF</w:t>
-            </w:r>
-            <w:r>
-              <w:t>7</w:t>
-            </w:r>
-            <w:r>
-              <w:t>.6</w:t>
+              <w:t>UF7.3</w:t>
+            </w:r>
+          </w:p>
+        </w:tc>
+        <w:tc>
+          <w:tcPr>
+            <w:tcW w:w="7915" w:type="dxa"/>
+            <w:hideMark/>
+          </w:tcPr>
+          <w:p>
+            <w:r>
+              <w:t>This user will navigate to the simulations’ settings, then to the rulesets, then the user will edit the color settings for a given ruleset and see the change occur in the simulation. The user will also create new rulesets and determine if the auto-generated colors are easy to distinguish from other previously created rulesets.</w:t>
+            </w:r>
+          </w:p>
+        </w:tc>
+      </w:tr>
+      <w:tr>
+        <w:tc>
+          <w:tcPr>
+            <w:tcW w:w="1435" w:type="dxa"/>
+            <w:hideMark/>
+          </w:tcPr>
+          <w:p>
+            <w:pPr>
+              <w:jc w:val="center"/>
+            </w:pPr>
+            <w:r>
+              <w:t>UF7.4</w:t>
+            </w:r>
+          </w:p>
+        </w:tc>
+        <w:tc>
+          <w:tcPr>
+            <w:tcW w:w="7915" w:type="dxa"/>
+            <w:hideMark/>
+          </w:tcPr>
+          <w:p>
+            <w:r>
+              <w:t>Inputs: New colors for the rulesets, new rulesets to test auto-generated colors</w:t>
+            </w:r>
+          </w:p>
+        </w:tc>
+      </w:tr>
+      <w:tr>
+        <w:tc>
+          <w:tcPr>
+            <w:tcW w:w="1435" w:type="dxa"/>
+            <w:hideMark/>
+          </w:tcPr>
+          <w:p>
+            <w:pPr>
+              <w:jc w:val="center"/>
+            </w:pPr>
+            <w:r>
+              <w:t>UF7.5</w:t>
+            </w:r>
+          </w:p>
+        </w:tc>
+        <w:tc>
+          <w:tcPr>
+            <w:tcW w:w="7915" w:type="dxa"/>
+            <w:hideMark/>
+          </w:tcPr>
+          <w:p>
+            <w:r>
+              <w:t>Outputs: Color changes are reflected in simulation,  colors are easily distinguishable</w:t>
+            </w:r>
+          </w:p>
+        </w:tc>
+      </w:tr>
+      <w:tr>
+        <w:tc>
+          <w:tcPr>
+            <w:tcW w:w="1435" w:type="dxa"/>
+            <w:hideMark/>
+          </w:tcPr>
+          <w:p>
+            <w:pPr>
+              <w:jc w:val="center"/>
+            </w:pPr>
+            <w:r>
+              <w:t>UF7.6</w:t>
             </w:r>
           </w:p>
         </w:tc>
@@ -3473,13 +3221,7 @@
               <w:jc w:val="center"/>
             </w:pPr>
             <w:r>
-              <w:t>UF</w:t>
-            </w:r>
-            <w:r>
-              <w:t>7</w:t>
-            </w:r>
-            <w:r>
-              <w:t>.7</w:t>
+              <w:t>UF7.7</w:t>
             </w:r>
           </w:p>
         </w:tc>
@@ -3506,13 +3248,7 @@
               <w:jc w:val="center"/>
             </w:pPr>
             <w:r>
-              <w:t>UF</w:t>
-            </w:r>
-            <w:r>
-              <w:t>7</w:t>
-            </w:r>
-            <w:r>
-              <w:t>.8</w:t>
+              <w:t>UF7.8</w:t>
             </w:r>
           </w:p>
         </w:tc>
@@ -3539,13 +3275,7 @@
               <w:jc w:val="center"/>
             </w:pPr>
             <w:r>
-              <w:t>UF</w:t>
-            </w:r>
-            <w:r>
-              <w:t>7</w:t>
-            </w:r>
-            <w:r>
-              <w:t>.9</w:t>
+              <w:t>UF7.9</w:t>
             </w:r>
           </w:p>
         </w:tc>
